--- a/data/sample-docs/leave-policy.docx
+++ b/data/sample-docs/leave-policy.docx
@@ -189,7 +189,7 @@
         <w:pStyle w:val="FirstParagraph"/>
       </w:pPr>
       <w:r>
-        <w:t xml:space="preserve">Public holidays follow the country of the employee’s contract: the Netherlands, Ireland, or Germany (state of Berlin). The list is published in the HR portal each December.</w:t>
+        <w:t xml:space="preserve">Public holidays follow the country of the employee’s contract. The list is published in the HR portal each December.</w:t>
       </w:r>
     </w:p>
     <w:bookmarkEnd w:id="10"/>
@@ -267,7 +267,7 @@
         </w:numPr>
       </w:pPr>
       <w:r>
-        <w:t xml:space="preserve">Sick pay follows local law and the employment contract. In the Netherlands Example Corp pays 100 percent of salary during the first year of illness.</w:t>
+        <w:t xml:space="preserve">Sick pay follows local law and the employment contract. Where local law allows, Example Corp pays 100 percent of salary during the first six months of illness.</w:t>
       </w:r>
     </w:p>
     <w:bookmarkEnd w:id="11"/>
